--- a/telechargements/word-fr/23-Lettre-partenariat-UdeM-Partnership-Letter.docx
+++ b/telechargements/word-fr/23-Lettre-partenariat-UdeM-Partnership-Letter.docx
@@ -368,7 +368,7 @@
           <w:sz w:val="22"/>
           <w:szCs w:val="22"/>
         </w:rPr>
-        <w:t xml:space="preserve">info@apcnb.ca</w:t>
+        <w:t xml:space="preserve">info@apcnb-nbpac.ca</w:t>
       </w:r>
     </w:p>
     <w:sectPr>
@@ -439,7 +439,7 @@
         <w:sz w:val="15"/>
         <w:szCs w:val="15"/>
       </w:rPr>
-      <w:t xml:space="preserve">C.P. 0000, Fredericton (Nouveau-Brunswick) E3B 0A0   ·   info@apcnb.ca   ·   www.apcnb.ca</w:t>
+      <w:t xml:space="preserve">C.P. 0000, Fredericton (Nouveau-Brunswick) E3B 0A0   ·   info@apcnb-nbpac.ca   ·   www.apcnb.ca</w:t>
     </w:r>
   </w:p>
 </w:ftr>

--- a/telechargements/word-fr/23-Lettre-partenariat-UdeM-Partnership-Letter.docx
+++ b/telechargements/word-fr/23-Lettre-partenariat-UdeM-Partnership-Letter.docx
@@ -439,7 +439,7 @@
         <w:sz w:val="15"/>
         <w:szCs w:val="15"/>
       </w:rPr>
-      <w:t xml:space="preserve">C.P. 0000, Fredericton (Nouveau-Brunswick) E3B 0A0   ·   info@apcnb-nbpac.ca   ·   www.apcnb.ca</w:t>
+      <w:t xml:space="preserve">C.P. 0000, Fredericton (Nouveau-Brunswick) E3B 0A0   ·   info@apcnb-nbpac.ca   ·   Tél. 506-381-9495   ·   www.apcnb-nbpac.ca</w:t>
     </w:r>
   </w:p>
 </w:ftr>

--- a/telechargements/word-fr/23-Lettre-partenariat-UdeM-Partnership-Letter.docx
+++ b/telechargements/word-fr/23-Lettre-partenariat-UdeM-Partnership-Letter.docx
@@ -439,7 +439,7 @@
         <w:sz w:val="15"/>
         <w:szCs w:val="15"/>
       </w:rPr>
-      <w:t xml:space="preserve">C.P. 0000, Fredericton (Nouveau-Brunswick) E3B 0A0   ·   info@apcnb-nbpac.ca   ·   Tél. 506-381-9495   ·   www.apcnb-nbpac.ca</w:t>
+      <w:t xml:space="preserve">96, rue Weldon, Dieppe (Nouveau-Brunswick) E1C 5W2   ·   info@apcnb-nbpac.ca   ·   Tél. 506-381-9495   ·   www.apcnb-nbpac.ca</w:t>
     </w:r>
   </w:p>
 </w:ftr>
